--- a/중국어_대화문/10부_docx/10부_01화_물이_차오른다.docx
+++ b/중국어_대화문/10부_docx/10부_01화_물이_차오른다.docx
@@ -18,7 +18,7 @@
         <w:t>등장인물:</w:t>
       </w:r>
       <w:r>
-        <w:t xml:space="preserve"> 쑤민 苏敏(57세, 변호사 자격이 취소된 '공민 대리인', 잉훠 창구 운영자) / 샤오위안 肖远(60세, 잉훠 동료, 자격을 잃은 전직 변호사) / 샤오신 小辛(39세, 잉훠 오래된 자원활동가) / 아닝 阿宁(46세, 약국 근무 잉훠 자원활동가) / 덩펑즈 邓凤芝(75세, 국면3창 퇴직 여공, 잉훠 자원활동가) / 다이이판 戴一帆(35세, 잉훠 자원활동가) / 쉬둬둬 许朵朵(33세, 잉훠 자원활동가) / 쑹 경관 宋警官(60대 중반, 창촨시 공안국 국내안전보위 지대 요원) / 회색 점퍼 灰夹克(30대 중반, 따라붙는 '일상 관심' 요원) / 메이뤄란 梅若兰(92세, 은퇴한 변호사협회 비서장) / 루 할머니 卢奶奶(106세, 쑤민의 집주인, 화이인가 6층) / 쑤 어머니 苏母(80대 중반, 류허현 농가, 귀가 어둡다, 전화 목소리) / 더우더우 豆豆(30대 초, 쑤민의 조카, 전화 목소리) / 라오저우 老周(66세, 二化 퇴직 보일러공) / 위구이란 于桂兰(55세, 국면3창 내퇴 여공) / 자샤오촨 贾小川(39세, 배달 기사) / 마 아주머니 马婶(80대 초반, 훙싱신춘 입구 노점 주인) / 탄야친 谭雅芹(49세, 서수이성 赤岭市 초등학교 교사, 전화 목소리) / 은퇴 교사 退休教师(70대 후반) / 농민공 民工(40대, 류허현 출신 건설 노동자)</w:t>
+        <w:t xml:space="preserve"> 쑤민 苏敏(56세, 변호사 자격이 취소된 '공민 대리인', 잉훠 창구 운영자) / 샤오위안 肖远(60세, 잉훠 동료, 자격을 잃은 전직 변호사) / 샤오신 小辛(39세, 잉훠 오래된 자원활동가) / 아닝 阿宁(46세, 약국 근무 잉훠 자원활동가) / 덩펑즈 邓凤芝(75세, 국면3창 퇴직 여공, 잉훠 자원활동가) / 다이이판 戴一帆(35세, 잉훠 자원활동가) / 쉬둬둬 许朵朵(33세, 잉훠 자원활동가) / 쑹 경관 宋警官(60대 중반, 창촨시 공안국 국내안전보위 지대 요원) / 회색 점퍼 灰夹克(30대 중반, 따라붙는 '일상 관심' 요원) / 메이뤄란 梅若兰(93세, 은퇴한 변호사협회 비서장) / 루 할머니 卢奶奶(106세, 쑤민의 집주인, 화이인가 6층) / 쑤 어머니 苏母(80대 중반, 류허현 농가, 귀가 어둡다, 전화 목소리) / 더우더우 豆豆(30대 초, 쑤민의 조카, 전화 목소리) / 라오저우 老周(66세, 二化 퇴직 보일러공) / 위구이란 于桂兰(55세, 국면3창 내퇴 여공) / 자샤오촨 贾小川(39세, 배달 기사) / 마 아주머니 马婶(80대 초반, 훙싱신춘 입구 노점 주인) / 탄야친 谭雅芹(49세, 서수이성 赤岭市 초등학교 교사, 전화 목소리) / 은퇴 교사 退休教师(70대 후반) / 농민공 民工(40대, 류허현 출신 건설 노동자)</w:t>
       </w:r>
     </w:p>
     <w:p>
@@ -1774,7 +1774,7 @@
         <w:t>梅若兰:</w:t>
       </w:r>
       <w:r>
-        <w:t xml:space="preserve"> 我来看看。九十二岁了，不看一眼，我睡不着。（环顾四周）一把藤椅，倒是自己回来了。</w:t>
+        <w:t xml:space="preserve"> 我来看看。九十三岁了，不看一眼，我睡不着。（环顾四周）一把藤椅，倒是自己回来了。</w:t>
       </w:r>
     </w:p>
     <w:p>
